--- a/plugin/tests/fixtures/docx-revision-comments.docx
+++ b/plugin/tests/fixtures/docx-revision-comments.docx
@@ -6,8 +6,13 @@
       <w:pPr>
         <w:pStyle w:val="Heading1"/>
       </w:pPr>
+      <w:commentRangeStart w:id="0"/>
       <w:r>
         <w:t>Core DOCX</w:t>
+      </w:r>
+      <w:commentRangeEnd w:id="0"/>
+      <w:r>
+        <w:commentReference w:id="0"/>
       </w:r>
     </w:p>
     <w:p>
@@ -37,6 +42,10 @@
       <w:tblPr>
         <w:tblStyle w:val="TableGrid"/>
       </w:tblPr>
+      <w:tblGrid>
+        <w:gridCol/>
+        <w:gridCol/>
+      </w:tblGrid>
       <w:tr>
         <w:tc>
           <w:p>
@@ -160,12 +169,12 @@
       </w:hyperlink>
     </w:p>
     <w:p>
-      <w:ins>
+      <w:ins w:id="1" w:author="Alice" w:date="2026-01-01T00:00:00Z">
         <w:r>
           <w:t>revision-only {protected.revision}</w:t>
         </w:r>
       </w:ins>
-      <w:del>
+      <w:del w:id="2" w:author="Bob" w:date="2026-01-02T00:00:00Z">
         <w:r>
           <w:delText>deleted-only {protected.deleted}</w:delText>
         </w:r>
@@ -192,7 +201,7 @@
 
 <file path=word/comments.xml><?xml version="1.0" encoding="utf-8"?>
 <w:comments xmlns:w="http://schemas.openxmlformats.org/wordprocessingml/2006/main">
-  <w:comment w:id="0">
+  <w:comment w:id="0" w:author="Reviewer" w:date="2026-08-24T00:00:00Z">
     <w:p>
       <w:r>
         <w:t>comment-only {protected.comment}</w:t>

--- a/plugin/tests/fixtures/docx-revision-comments.docx
+++ b/plugin/tests/fixtures/docx-revision-comments.docx
@@ -41,13 +41,18 @@
     <w:tbl>
       <w:tblPr>
         <w:tblStyle w:val="TableGrid"/>
+        <w:tblW w:w="9360" w:type="dxa"/>
+        <w:tblLayout w:type="fixed"/>
       </w:tblPr>
       <w:tblGrid>
-        <w:gridCol/>
-        <w:gridCol/>
+        <w:gridCol w:w="4680"/>
+        <w:gridCol w:w="4680"/>
       </w:tblGrid>
       <w:tr>
         <w:tc>
+          <w:tcPr>
+            <w:tcW w:w="4680" w:type="dxa"/>
+          </w:tcPr>
           <w:p>
             <w:r>
               <w:rPr>
@@ -58,6 +63,9 @@
           </w:p>
         </w:tc>
         <w:tc>
+          <w:tcPr>
+            <w:tcW w:w="4680" w:type="dxa"/>
+          </w:tcPr>
           <w:p>
             <w:r>
               <w:rPr>
@@ -70,6 +78,9 @@
       </w:tr>
       <w:tr>
         <w:tc>
+          <w:tcPr>
+            <w:tcW w:w="4680" w:type="dxa"/>
+          </w:tcPr>
           <w:p>
             <w:r>
               <w:t>Table</w:t>
@@ -77,6 +88,9 @@
           </w:p>
         </w:tc>
         <w:tc>
+          <w:tcPr>
+            <w:tcW w:w="4680" w:type="dxa"/>
+          </w:tcPr>
           <w:p>
             <w:r>
               <w:rPr>
